--- a/IQOQDQ/OQ_HMI/Machine type/VI 10/View_SettingsView_V0455_30_RobotView_Tab_3.docx
+++ b/IQOQDQ/OQ_HMI/Machine type/VI 10/View_SettingsView_V0455_30_RobotView_Tab_3.docx
@@ -498,28 +498,11 @@
               </w:rPr>
             </w:pPr>
             <w:r>
-              <w:t>-210.00</w:t>
-            </w:r>
-            <w:r>
-              <w:rPr>
-                <w:spacing w:val="-7"/>
-              </w:rPr>
-              <w:t xml:space="preserve"> </w:t>
-            </w:r>
-            <w:r>
-              <w:t>…</w:t>
-            </w:r>
-            <w:r>
-              <w:rPr>
-                <w:spacing w:val="-5"/>
-              </w:rPr>
-              <w:t xml:space="preserve"> </w:t>
-            </w:r>
-            <w:r>
-              <w:rPr>
-                <w:spacing w:val="-2"/>
-              </w:rPr>
-              <w:t>440.00</w:t>
+              <w:rPr>
+                <w:kern w:val="2"/>
+                <w14:ligatures w14:val="standardContextual"/>
+              </w:rPr>
+              <w:t>-190.00 … 470.00</w:t>
             </w:r>
           </w:p>
         </w:tc>
@@ -657,28 +640,11 @@
               </w:rPr>
             </w:pPr>
             <w:r>
-              <w:t>-210.00</w:t>
-            </w:r>
-            <w:r>
-              <w:rPr>
-                <w:spacing w:val="-7"/>
-              </w:rPr>
-              <w:t xml:space="preserve"> </w:t>
-            </w:r>
-            <w:r>
-              <w:t>…</w:t>
-            </w:r>
-            <w:r>
-              <w:rPr>
-                <w:spacing w:val="-5"/>
-              </w:rPr>
-              <w:t xml:space="preserve"> </w:t>
-            </w:r>
-            <w:r>
-              <w:rPr>
-                <w:spacing w:val="-2"/>
-              </w:rPr>
-              <w:t>440.00</w:t>
+              <w:rPr>
+                <w:kern w:val="2"/>
+                <w14:ligatures w14:val="standardContextual"/>
+              </w:rPr>
+              <w:t>-190.00 … 470.00</w:t>
             </w:r>
           </w:p>
         </w:tc>
